--- a/tests/data/word/suggestions-decided.docx
+++ b/tests/data/word/suggestions-decided.docx
@@ -1170,7 +1170,7 @@
       </w:r>
     </w:p>
   </w:comment>
-  <w:comment w:id="11" w:author="Ana Author" w:date="2026-10-20T17:19:00Z" w:initials="BC">
+  <w:comment w:id="11" w:author="Ana Author" w:date="2026-10-20T17:19:00Z" w:initials="AA">
     <w:p>
       <w:pPr>
         <w:pStyle w:val="af1"/>
@@ -1206,7 +1206,7 @@
       </w:r>
     </w:p>
   </w:comment>
-  <w:comment w:id="18" w:author="Ana Author" w:date="2026-10-20T17:19:00Z" w:initials="BC">
+  <w:comment w:id="18" w:author="Ana Author" w:date="2026-10-20T17:19:00Z" w:initials="AA">
     <w:p>
       <w:pPr>
         <w:pStyle w:val="af1"/>
